--- a/backend/data/procurement_process/专机23-17N 惠州至肇庆高速公路白云至三水段项目给排水迁改工程/专机23-17N-蒸汽混凝土砌块/12.用章申请表.docx
+++ b/backend/data/procurement_process/专机23-17N 惠州至肇庆高速公路白云至三水段项目给排水迁改工程/专机23-17N-蒸汽混凝土砌块/12.用章申请表.docx
@@ -1007,7 +1007,7 @@
                 <w:vertAlign w:val="baseline"/>
                 <w:lang w:val="en-US" w:eastAsia="zh-CN"/>
               </w:rPr>
-              <w:t xml:space="preserve">402920.0元</w:t>
+              <w:t xml:space="preserve">400920.75元</w:t>
             </w:r>
           </w:p>
         </w:tc>
